--- a/MedQuick_DA2.docx
+++ b/MedQuick_DA2.docx
@@ -490,8 +490,6 @@
         </w:rPr>
         <w:fldChar w:fldCharType="end"/>
       </w:r>
-      <w:bookmarkStart w:id="0" w:name="_GoBack"/>
-      <w:bookmarkEnd w:id="0"/>
     </w:p>
     <w:p>
       <w:pPr>
@@ -1608,6 +1606,7 @@
             <w:insideH w:val="single" w:color="auto" w:sz="4" w:space="0"/>
             <w:insideV w:val="single" w:color="auto" w:sz="4" w:space="0"/>
           </w:tblBorders>
+          <w:shd w:val="clear"/>
           <w:tblCellMar>
             <w:top w:w="15" w:type="dxa"/>
             <w:left w:w="15" w:type="dxa"/>
@@ -1691,6 +1690,7 @@
             <w:insideH w:val="single" w:color="auto" w:sz="4" w:space="0"/>
             <w:insideV w:val="single" w:color="auto" w:sz="4" w:space="0"/>
           </w:tblBorders>
+          <w:shd w:val="clear"/>
           <w:tblCellMar>
             <w:top w:w="15" w:type="dxa"/>
             <w:left w:w="15" w:type="dxa"/>
@@ -1774,6 +1774,7 @@
             <w:insideH w:val="single" w:color="auto" w:sz="4" w:space="0"/>
             <w:insideV w:val="single" w:color="auto" w:sz="4" w:space="0"/>
           </w:tblBorders>
+          <w:shd w:val="clear"/>
           <w:tblCellMar>
             <w:top w:w="15" w:type="dxa"/>
             <w:left w:w="15" w:type="dxa"/>
@@ -1941,6 +1942,7 @@
             <w:insideH w:val="single" w:color="auto" w:sz="4" w:space="0"/>
             <w:insideV w:val="single" w:color="auto" w:sz="4" w:space="0"/>
           </w:tblBorders>
+          <w:shd w:val="clear"/>
           <w:tblCellMar>
             <w:top w:w="15" w:type="dxa"/>
             <w:left w:w="15" w:type="dxa"/>
@@ -2024,6 +2026,7 @@
             <w:insideH w:val="single" w:color="auto" w:sz="4" w:space="0"/>
             <w:insideV w:val="single" w:color="auto" w:sz="4" w:space="0"/>
           </w:tblBorders>
+          <w:shd w:val="clear"/>
           <w:tblCellMar>
             <w:top w:w="15" w:type="dxa"/>
             <w:left w:w="15" w:type="dxa"/>
@@ -2191,6 +2194,7 @@
             <w:insideH w:val="single" w:color="auto" w:sz="4" w:space="0"/>
             <w:insideV w:val="single" w:color="auto" w:sz="4" w:space="0"/>
           </w:tblBorders>
+          <w:shd w:val="clear"/>
           <w:tblCellMar>
             <w:top w:w="15" w:type="dxa"/>
             <w:left w:w="15" w:type="dxa"/>
@@ -2274,6 +2278,7 @@
             <w:insideH w:val="single" w:color="auto" w:sz="4" w:space="0"/>
             <w:insideV w:val="single" w:color="auto" w:sz="4" w:space="0"/>
           </w:tblBorders>
+          <w:shd w:val="clear"/>
           <w:tblCellMar>
             <w:top w:w="15" w:type="dxa"/>
             <w:left w:w="15" w:type="dxa"/>
@@ -2357,6 +2362,7 @@
             <w:insideH w:val="single" w:color="auto" w:sz="4" w:space="0"/>
             <w:insideV w:val="single" w:color="auto" w:sz="4" w:space="0"/>
           </w:tblBorders>
+          <w:shd w:val="clear"/>
           <w:tblCellMar>
             <w:top w:w="15" w:type="dxa"/>
             <w:left w:w="15" w:type="dxa"/>
@@ -2440,6 +2446,7 @@
             <w:insideH w:val="single" w:color="auto" w:sz="4" w:space="0"/>
             <w:insideV w:val="single" w:color="auto" w:sz="4" w:space="0"/>
           </w:tblBorders>
+          <w:shd w:val="clear"/>
           <w:tblCellMar>
             <w:top w:w="15" w:type="dxa"/>
             <w:left w:w="15" w:type="dxa"/>
@@ -2523,6 +2530,7 @@
             <w:insideH w:val="single" w:color="auto" w:sz="4" w:space="0"/>
             <w:insideV w:val="single" w:color="auto" w:sz="4" w:space="0"/>
           </w:tblBorders>
+          <w:shd w:val="clear"/>
           <w:tblCellMar>
             <w:top w:w="15" w:type="dxa"/>
             <w:left w:w="15" w:type="dxa"/>
@@ -2606,6 +2614,7 @@
             <w:insideH w:val="single" w:color="auto" w:sz="4" w:space="0"/>
             <w:insideV w:val="single" w:color="auto" w:sz="4" w:space="0"/>
           </w:tblBorders>
+          <w:shd w:val="clear"/>
           <w:tblCellMar>
             <w:top w:w="15" w:type="dxa"/>
             <w:left w:w="15" w:type="dxa"/>
@@ -2857,6 +2866,7 @@
             <w:insideH w:val="single" w:color="auto" w:sz="4" w:space="0"/>
             <w:insideV w:val="single" w:color="auto" w:sz="4" w:space="0"/>
           </w:tblBorders>
+          <w:shd w:val="clear"/>
           <w:tblCellMar>
             <w:top w:w="15" w:type="dxa"/>
             <w:left w:w="15" w:type="dxa"/>
@@ -8001,6 +8011,7 @@
             <w:insideH w:val="none" w:color="auto" w:sz="0" w:space="0"/>
             <w:insideV w:val="none" w:color="auto" w:sz="0" w:space="0"/>
           </w:tblBorders>
+          <w:shd w:val="clear"/>
           <w:tblCellMar>
             <w:top w:w="15" w:type="dxa"/>
             <w:left w:w="15" w:type="dxa"/>
@@ -15840,7 +15851,6 @@
             <w:insideH w:val="single" w:color="auto" w:sz="4" w:space="0"/>
             <w:insideV w:val="single" w:color="auto" w:sz="4" w:space="0"/>
           </w:tblBorders>
-          <w:shd w:val="clear"/>
           <w:tblCellMar>
             <w:top w:w="15" w:type="dxa"/>
             <w:left w:w="15" w:type="dxa"/>
@@ -15924,7 +15934,6 @@
             <w:insideH w:val="single" w:color="auto" w:sz="4" w:space="0"/>
             <w:insideV w:val="single" w:color="auto" w:sz="4" w:space="0"/>
           </w:tblBorders>
-          <w:shd w:val="clear"/>
           <w:tblCellMar>
             <w:top w:w="15" w:type="dxa"/>
             <w:left w:w="15" w:type="dxa"/>
@@ -16174,7 +16183,6 @@
             <w:insideH w:val="single" w:color="auto" w:sz="4" w:space="0"/>
             <w:insideV w:val="single" w:color="auto" w:sz="4" w:space="0"/>
           </w:tblBorders>
-          <w:shd w:val="clear"/>
           <w:tblCellMar>
             <w:top w:w="15" w:type="dxa"/>
             <w:left w:w="15" w:type="dxa"/>
@@ -16258,7 +16266,6 @@
             <w:insideH w:val="single" w:color="auto" w:sz="4" w:space="0"/>
             <w:insideV w:val="single" w:color="auto" w:sz="4" w:space="0"/>
           </w:tblBorders>
-          <w:shd w:val="clear"/>
           <w:tblCellMar>
             <w:top w:w="15" w:type="dxa"/>
             <w:left w:w="15" w:type="dxa"/>
@@ -16342,7 +16349,6 @@
             <w:insideH w:val="single" w:color="auto" w:sz="4" w:space="0"/>
             <w:insideV w:val="single" w:color="auto" w:sz="4" w:space="0"/>
           </w:tblBorders>
-          <w:shd w:val="clear"/>
           <w:tblCellMar>
             <w:top w:w="15" w:type="dxa"/>
             <w:left w:w="15" w:type="dxa"/>
@@ -16426,7 +16432,6 @@
             <w:insideH w:val="single" w:color="auto" w:sz="4" w:space="0"/>
             <w:insideV w:val="single" w:color="auto" w:sz="4" w:space="0"/>
           </w:tblBorders>
-          <w:shd w:val="clear"/>
           <w:tblCellMar>
             <w:top w:w="15" w:type="dxa"/>
             <w:left w:w="15" w:type="dxa"/>
@@ -19427,6 +19432,7 @@
             <w:insideH w:val="single" w:color="auto" w:sz="4" w:space="0"/>
             <w:insideV w:val="single" w:color="auto" w:sz="4" w:space="0"/>
           </w:tblBorders>
+          <w:shd w:val="clear"/>
           <w:tblCellMar>
             <w:top w:w="15" w:type="dxa"/>
             <w:left w:w="15" w:type="dxa"/>
@@ -19668,6 +19674,7 @@
             <w:insideH w:val="single" w:color="auto" w:sz="4" w:space="0"/>
             <w:insideV w:val="single" w:color="auto" w:sz="4" w:space="0"/>
           </w:tblBorders>
+          <w:shd w:val="clear"/>
           <w:tblCellMar>
             <w:top w:w="15" w:type="dxa"/>
             <w:left w:w="15" w:type="dxa"/>
@@ -20204,6 +20211,7 @@
             <w:insideH w:val="single" w:color="auto" w:sz="4" w:space="0"/>
             <w:insideV w:val="single" w:color="auto" w:sz="4" w:space="0"/>
           </w:tblBorders>
+          <w:shd w:val="clear"/>
           <w:tblCellMar>
             <w:top w:w="15" w:type="dxa"/>
             <w:left w:w="15" w:type="dxa"/>
@@ -20296,7 +20304,6 @@
             <w:insideH w:val="single" w:color="auto" w:sz="4" w:space="0"/>
             <w:insideV w:val="single" w:color="auto" w:sz="4" w:space="0"/>
           </w:tblBorders>
-          <w:shd w:val="clear"/>
           <w:tblCellMar>
             <w:top w:w="15" w:type="dxa"/>
             <w:left w:w="15" w:type="dxa"/>
@@ -20463,7 +20470,6 @@
             <w:insideH w:val="single" w:color="auto" w:sz="4" w:space="0"/>
             <w:insideV w:val="single" w:color="auto" w:sz="4" w:space="0"/>
           </w:tblBorders>
-          <w:shd w:val="clear"/>
           <w:tblCellMar>
             <w:top w:w="15" w:type="dxa"/>
             <w:left w:w="15" w:type="dxa"/>
@@ -20547,7 +20553,6 @@
             <w:insideH w:val="single" w:color="auto" w:sz="4" w:space="0"/>
             <w:insideV w:val="single" w:color="auto" w:sz="4" w:space="0"/>
           </w:tblBorders>
-          <w:shd w:val="clear"/>
           <w:tblCellMar>
             <w:top w:w="15" w:type="dxa"/>
             <w:left w:w="15" w:type="dxa"/>
@@ -20880,7 +20885,6 @@
             <w:insideH w:val="single" w:color="auto" w:sz="4" w:space="0"/>
             <w:insideV w:val="single" w:color="auto" w:sz="4" w:space="0"/>
           </w:tblBorders>
-          <w:shd w:val="clear"/>
           <w:tblCellMar>
             <w:top w:w="15" w:type="dxa"/>
             <w:left w:w="15" w:type="dxa"/>
@@ -21014,6 +21018,7 @@
             <w:insideH w:val="single" w:color="auto" w:sz="4" w:space="0"/>
             <w:insideV w:val="single" w:color="auto" w:sz="4" w:space="0"/>
           </w:tblBorders>
+          <w:shd w:val="clear"/>
           <w:tblCellMar>
             <w:top w:w="15" w:type="dxa"/>
             <w:left w:w="15" w:type="dxa"/>
@@ -21131,6 +21136,7 @@
             <w:insideH w:val="single" w:color="auto" w:sz="4" w:space="0"/>
             <w:insideV w:val="single" w:color="auto" w:sz="4" w:space="0"/>
           </w:tblBorders>
+          <w:shd w:val="clear"/>
           <w:tblCellMar>
             <w:top w:w="15" w:type="dxa"/>
             <w:left w:w="15" w:type="dxa"/>
@@ -23994,7 +24000,6 @@
             <w:insideH w:val="none" w:color="auto" w:sz="0" w:space="0"/>
             <w:insideV w:val="none" w:color="auto" w:sz="0" w:space="0"/>
           </w:tblBorders>
-          <w:shd w:val="clear"/>
           <w:tblCellMar>
             <w:top w:w="15" w:type="dxa"/>
             <w:left w:w="15" w:type="dxa"/>
@@ -24078,6 +24083,7 @@
             <w:insideH w:val="none" w:color="auto" w:sz="0" w:space="0"/>
             <w:insideV w:val="none" w:color="auto" w:sz="0" w:space="0"/>
           </w:tblBorders>
+          <w:shd w:val="clear"/>
           <w:tblCellMar>
             <w:top w:w="15" w:type="dxa"/>
             <w:left w:w="15" w:type="dxa"/>
@@ -24321,8 +24327,46 @@
           <w:rFonts w:hint="default"/>
           <w:lang w:val="en-US"/>
         </w:rPr>
-        <w:t>The gantt chart linik -</w:t>
-      </w:r>
+        <w:t xml:space="preserve">The gantt chart linik - </w:t>
+      </w:r>
+      <w:r>
+        <w:rPr>
+          <w:rFonts w:hint="default"/>
+          <w:lang w:val="en-US"/>
+        </w:rPr>
+        <w:fldChar w:fldCharType="begin"/>
+      </w:r>
+      <w:r>
+        <w:rPr>
+          <w:rFonts w:hint="default"/>
+          <w:lang w:val="en-US"/>
+        </w:rPr>
+        <w:instrText xml:space="preserve"> HYPERLINK "https://github.com/SuAsPra/MedQuick_MERN_project/blob/main/design/MedQuick%20Mern%20Project%20-%20Gantt%20Chart%20-%20Gantt%20Timeline.pdf" </w:instrText>
+      </w:r>
+      <w:r>
+        <w:rPr>
+          <w:rFonts w:hint="default"/>
+          <w:lang w:val="en-US"/>
+        </w:rPr>
+        <w:fldChar w:fldCharType="separate"/>
+      </w:r>
+      <w:r>
+        <w:rPr>
+          <w:rStyle w:val="11"/>
+          <w:rFonts w:hint="default"/>
+          <w:lang w:val="en-US"/>
+        </w:rPr>
+        <w:t>https://github.com/SuAsPra/MedQuick_MERN_project/blob/main/design/MedQuick%20Mern%20Project%20-%20Gantt%20Chart%20-%20Gantt%20Timeline.pdf</w:t>
+      </w:r>
+      <w:r>
+        <w:rPr>
+          <w:rFonts w:hint="default"/>
+          <w:lang w:val="en-US"/>
+        </w:rPr>
+        <w:fldChar w:fldCharType="end"/>
+      </w:r>
+      <w:bookmarkStart w:id="0" w:name="_GoBack"/>
+      <w:bookmarkEnd w:id="0"/>
     </w:p>
     <w:p>
       <w:pPr>
